--- a/Documents/DOC-001.2 Documentar instalacion (Aplicacion Movil).docx
+++ b/Documents/DOC-001.2 Documentar instalacion (Aplicacion Movil).docx
@@ -244,7 +244,7 @@
           <w:sz w:val="36"/>
           <w:szCs w:val="36"/>
         </w:rPr>
-        <w:t>The Stallions Team</w:t>
+        <w:t>Wani Connect</w:t>
       </w:r>
     </w:p>
     <w:p>
@@ -1921,43 +1921,7 @@
         <w:ind w:firstLine="284"/>
       </w:pPr>
       <w:r>
-        <w:t xml:space="preserve">Wani Connect es una </w:t>
-      </w:r>
-      <w:r>
-        <w:t>aplicación</w:t>
-      </w:r>
-      <w:r>
-        <w:t xml:space="preserve"> </w:t>
-      </w:r>
-      <w:r>
-        <w:t>móvil</w:t>
-      </w:r>
-      <w:r>
-        <w:t xml:space="preserve"> que te permite descubrir eventos, conocer emprendimientos y gestionar tu perfil desde tu </w:t>
-      </w:r>
-      <w:r>
-        <w:t>teléfono</w:t>
-      </w:r>
-      <w:r>
-        <w:t xml:space="preserve">. Para poder utilizarla necesitas instalarla en tu dispositivo. En esta </w:t>
-      </w:r>
-      <w:r>
-        <w:t>guía</w:t>
-      </w:r>
-      <w:r>
-        <w:t xml:space="preserve"> se explica, paso a paso y con lenguaje sencillo, como instalar la </w:t>
-      </w:r>
-      <w:r>
-        <w:t>aplicación</w:t>
-      </w:r>
-      <w:r>
-        <w:t xml:space="preserve"> en un </w:t>
-      </w:r>
-      <w:r>
-        <w:t>teléfono</w:t>
-      </w:r>
-      <w:r>
-        <w:t xml:space="preserve"> o tableta Android a partir de un archivo APK.</w:t>
+        <w:t>Wani Connect es una aplicación móvil que te permite descubrir eventos, conocer emprendimientos y gestionar tu perfil desde tu teléfono. Para poder utilizarla necesitas instalarla en tu dispositivo. En esta guía se explica, paso a paso y con lenguaje sencillo, como instalar la aplicación en un teléfono o tableta Android a partir de un archivo APK.</w:t>
       </w:r>
     </w:p>
     <w:p>
@@ -1966,49 +1930,19 @@
         <w:ind w:firstLine="284"/>
       </w:pPr>
       <w:r>
-        <w:t xml:space="preserve">Un archivo APK es el paquete de </w:t>
-      </w:r>
-      <w:r>
-        <w:t>instalación</w:t>
-      </w:r>
-      <w:r>
-        <w:t xml:space="preserve"> de las aplicaciones de Android. Cuando una </w:t>
-      </w:r>
-      <w:r>
-        <w:t>aplicación</w:t>
-      </w:r>
-      <w:r>
-        <w:t xml:space="preserve"> </w:t>
+        <w:t xml:space="preserve">Un archivo APK es el paquete de instalación de las aplicaciones de Android. Cuando una aplicación </w:t>
       </w:r>
       <w:r>
         <w:t>aún</w:t>
       </w:r>
       <w:r>
-        <w:t xml:space="preserve"> no </w:t>
-      </w:r>
-      <w:r>
-        <w:t>está</w:t>
-      </w:r>
-      <w:r>
-        <w:t xml:space="preserve"> disponible en la tienda oficial (Google Play), se distribuye mediante este archivo, que </w:t>
+        <w:t xml:space="preserve"> no está disponible en la tienda oficial (Google Play), se distribuye mediante este archivo, que </w:t>
       </w:r>
       <w:r>
         <w:t>tus descargas</w:t>
       </w:r>
       <w:r>
-        <w:t xml:space="preserve"> e instalas directamente en tu dispositivo. Este manual </w:t>
-      </w:r>
-      <w:r>
-        <w:t>está</w:t>
-      </w:r>
-      <w:r>
-        <w:t xml:space="preserve"> dirigido al usuario final, por lo que no se requieren conocimientos </w:t>
-      </w:r>
-      <w:r>
-        <w:t>técnicos</w:t>
-      </w:r>
-      <w:r>
-        <w:t xml:space="preserve"> para seguirlo.</w:t>
+        <w:t xml:space="preserve"> e instalas directamente en tu dispositivo. Este manual está dirigido al usuario final, por lo que no se requieren conocimientos técnicos para seguirlo.</w:t>
       </w:r>
     </w:p>
     <w:p>
@@ -2125,13 +2059,7 @@
         <w:jc w:val="left"/>
       </w:pPr>
       <w:r>
-        <w:t xml:space="preserve">La Tabla 1 presenta los requisitos del dispositivo para instalar y usar la </w:t>
-      </w:r>
-      <w:r>
-        <w:t>aplicación</w:t>
-      </w:r>
-      <w:r>
-        <w:t>.</w:t>
+        <w:t>La Tabla 1 presenta los requisitos del dispositivo para instalar y usar la aplicación.</w:t>
       </w:r>
     </w:p>
     <w:p>
@@ -2264,14 +2192,7 @@
                 <w:b/>
                 <w:sz w:val="22"/>
               </w:rPr>
-              <w:t>Por qué</w:t>
-            </w:r>
-            <w:r>
-              <w:rPr>
-                <w:b/>
-                <w:sz w:val="22"/>
-              </w:rPr>
-              <w:t xml:space="preserve"> es necesario</w:t>
+              <w:t>Por qué es necesario</w:t>
             </w:r>
           </w:p>
         </w:tc>
@@ -2846,6 +2767,7 @@
         <w:rPr>
           <w:rFonts w:eastAsia="Times New Roman" w:cs="Times New Roman"/>
           <w:bCs/>
+          <w:noProof/>
           <w:sz w:val="36"/>
           <w:szCs w:val="36"/>
         </w:rPr>
@@ -2946,25 +2868,7 @@
         <w:t>está</w:t>
       </w:r>
       <w:r>
-        <w:t xml:space="preserve"> preparado, el siguiente paso es descargar el archivo de </w:t>
-      </w:r>
-      <w:r>
-        <w:t>instalación</w:t>
-      </w:r>
-      <w:r>
-        <w:t xml:space="preserve"> de la </w:t>
-      </w:r>
-      <w:r>
-        <w:t>aplicación</w:t>
-      </w:r>
-      <w:r>
-        <w:t xml:space="preserve">. El archivo APK se comparte mediante un enlace de descarga que el equipo de The Stallions te proporciona, por ejemplo, por correo, por el sitio web del proyecto o por un </w:t>
-      </w:r>
-      <w:r>
-        <w:t>código</w:t>
-      </w:r>
-      <w:r>
-        <w:t xml:space="preserve"> QR.</w:t>
+        <w:t xml:space="preserve"> preparado, el siguiente paso es descargar el archivo de instalación de la aplicación. El archivo APK se comparte mediante un enlace de descarga que el equipo de The Stallions te proporciona, por ejemplo, por correo, por el sitio web del proyecto o por un código QR.</w:t>
       </w:r>
     </w:p>
     <w:p>
@@ -2973,25 +2877,7 @@
         <w:ind w:firstLine="284"/>
       </w:pPr>
       <w:r>
-        <w:t xml:space="preserve">Abre el enlace en tu navegador y espera a que la descarga termine. Un archivo APK por lo general pesa entre 50 y 100 MB, por lo que la </w:t>
-      </w:r>
-      <w:r>
-        <w:t>duración</w:t>
-      </w:r>
-      <w:r>
-        <w:t xml:space="preserve"> de la descarga depende de tu velocidad de </w:t>
-      </w:r>
-      <w:r>
-        <w:t>conexión</w:t>
-      </w:r>
-      <w:r>
-        <w:t xml:space="preserve">. Cuando termine, el </w:t>
-      </w:r>
-      <w:r>
-        <w:t>teléfono</w:t>
-      </w:r>
-      <w:r>
-        <w:t xml:space="preserve"> te notificara que la descarga se ha completado.</w:t>
+        <w:t>Abre el enlace en tu navegador y espera a que la descarga termine. Un archivo APK por lo general pesa entre 50 y 100 MB, por lo que la duración de la descarga depende de tu velocidad de conexión. Cuando termine, el teléfono te notificara que la descarga se ha completado.</w:t>
       </w:r>
     </w:p>
     <w:p>
@@ -3061,13 +2947,7 @@
         <w:jc w:val="left"/>
       </w:pPr>
       <w:r>
-        <w:t xml:space="preserve">En la Figura 2 se muestra la descarga del archivo de </w:t>
-      </w:r>
-      <w:r>
-        <w:t>instalación</w:t>
-      </w:r>
-      <w:r>
-        <w:t xml:space="preserve"> de la aplicacion.</w:t>
+        <w:t>En la Figura 2 se muestra la descarga del archivo de instalación de la aplicacion.</w:t>
       </w:r>
     </w:p>
     <w:p/>
@@ -3081,6 +2961,7 @@
         <w:rPr>
           <w:rFonts w:eastAsia="Times New Roman" w:cs="Times New Roman"/>
           <w:bCs/>
+          <w:noProof/>
           <w:sz w:val="36"/>
           <w:szCs w:val="36"/>
         </w:rPr>
@@ -3200,25 +3081,7 @@
         <w:ind w:firstLine="284"/>
       </w:pPr>
       <w:r>
-        <w:t xml:space="preserve">Con el archivo descargado, ya puedes instalarlo. Este paso es sencillo y el propio </w:t>
-      </w:r>
-      <w:r>
-        <w:t>teléfono</w:t>
-      </w:r>
-      <w:r>
-        <w:t xml:space="preserve"> te </w:t>
-      </w:r>
-      <w:r>
-        <w:t>guía</w:t>
-      </w:r>
-      <w:r>
-        <w:t xml:space="preserve"> con ventanas de </w:t>
-      </w:r>
-      <w:r>
-        <w:t>confirmación</w:t>
-      </w:r>
-      <w:r>
-        <w:t>. Sigue las indicaciones en orden y, en pocos segundos, la aplicacion quedara instalada en tu dispositivo.</w:t>
+        <w:t>Con el archivo descargado, ya puedes instalarlo. Este paso es sencillo y el propio teléfono te guía con ventanas de confirmación. Sigue las indicaciones en orden y, en pocos segundos, la aplicacion quedara instalada en tu dispositivo.</w:t>
       </w:r>
     </w:p>
     <w:p>
@@ -3228,10 +3091,7 @@
       <w:bookmarkStart w:id="15" w:name="_Toc239351074"/>
       <w:bookmarkStart w:id="16" w:name="_Toc239355748"/>
       <w:r>
-        <w:t>Instalación</w:t>
-      </w:r>
-      <w:r>
-        <w:t xml:space="preserve"> paso a paso</w:t>
+        <w:t>Instalación paso a paso</w:t>
       </w:r>
       <w:bookmarkEnd w:id="15"/>
       <w:bookmarkEnd w:id="16"/>
@@ -3313,13 +3173,7 @@
         <w:jc w:val="left"/>
       </w:pPr>
       <w:r>
-        <w:t xml:space="preserve">En la Figura 3 se muestra la ventana de </w:t>
-      </w:r>
-      <w:r>
-        <w:t>confirmación</w:t>
-      </w:r>
-      <w:r>
-        <w:t xml:space="preserve"> que aparece al instalar el archivo APK.</w:t>
+        <w:t>En la Figura 3 se muestra la ventana de confirmación que aparece al instalar el archivo APK.</w:t>
       </w:r>
     </w:p>
     <w:p>
@@ -3328,6 +3182,9 @@
         <w:jc w:val="center"/>
       </w:pPr>
       <w:r>
+        <w:rPr>
+          <w:noProof/>
+        </w:rPr>
         <w:drawing>
           <wp:inline distT="0" distB="0" distL="0" distR="0" wp14:anchorId="5FA5EDAE" wp14:editId="7B9C11BC">
             <wp:extent cx="2553056" cy="2924583"/>
@@ -3407,10 +3264,7 @@
       <w:bookmarkStart w:id="18" w:name="_Toc239355749"/>
       <w:r>
         <w:lastRenderedPageBreak/>
-        <w:t>Ubicación</w:t>
-      </w:r>
-      <w:r>
-        <w:t xml:space="preserve"> del icono de la aplicacion</w:t>
+        <w:t>Ubicación del icono de la aplicacion</w:t>
       </w:r>
       <w:bookmarkEnd w:id="17"/>
       <w:bookmarkEnd w:id="18"/>
@@ -3421,34 +3275,7 @@
         <w:ind w:firstLine="284"/>
       </w:pPr>
       <w:r>
-        <w:t>Después</w:t>
-      </w:r>
-      <w:r>
-        <w:t xml:space="preserve"> de instalar, abre el </w:t>
-      </w:r>
-      <w:r>
-        <w:t>menú</w:t>
-      </w:r>
-      <w:r>
-        <w:t xml:space="preserve"> de aplicaciones de tu </w:t>
-      </w:r>
-      <w:r>
-        <w:t>teléfono</w:t>
-      </w:r>
-      <w:r>
-        <w:t xml:space="preserve"> deslizando el dedo hacia arriba en la pantalla de inicio. Busca el icono de Wani Connect y </w:t>
-      </w:r>
-      <w:r>
-        <w:t>tócalo</w:t>
-      </w:r>
-      <w:r>
-        <w:t xml:space="preserve"> para iniciar la aplicacion por primera vez. </w:t>
-      </w:r>
-      <w:r>
-        <w:t>También</w:t>
-      </w:r>
-      <w:r>
-        <w:t xml:space="preserve"> puedes mantener presionado el icono y arrastrarlo a la pantalla principal para tenerlo siempre a la vista.</w:t>
+        <w:t>Después de instalar, abre el menú de aplicaciones de tu teléfono deslizando el dedo hacia arriba en la pantalla de inicio. Busca el icono de Wani Connect y tócalo para iniciar la aplicacion por primera vez. También puedes mantener presionado el icono y arrastrarlo a la pantalla principal para tenerlo siempre a la vista.</w:t>
       </w:r>
     </w:p>
     <w:p>
@@ -3457,13 +3284,7 @@
         <w:jc w:val="left"/>
       </w:pPr>
       <w:r>
-        <w:t xml:space="preserve">En la Figura 4 se muestra el icono de la aplicacion ya instalada en el </w:t>
-      </w:r>
-      <w:r>
-        <w:t>menú</w:t>
-      </w:r>
-      <w:r>
-        <w:t xml:space="preserve"> de aplicaciones.</w:t>
+        <w:t>En la Figura 4 se muestra el icono de la aplicacion ya instalada en el menú de aplicaciones.</w:t>
       </w:r>
     </w:p>
     <w:p>
@@ -3473,6 +3294,9 @@
         <w:jc w:val="center"/>
       </w:pPr>
       <w:r>
+        <w:rPr>
+          <w:noProof/>
+        </w:rPr>
         <w:drawing>
           <wp:inline distT="0" distB="0" distL="0" distR="0" wp14:anchorId="21357790" wp14:editId="1B388BC8">
             <wp:extent cx="3229426" cy="2867425"/>
@@ -3577,31 +3401,7 @@
         <w:ind w:firstLine="284"/>
       </w:pPr>
       <w:r>
-        <w:t xml:space="preserve">La primera vez que abres la aplicacion, esta te </w:t>
-      </w:r>
-      <w:r>
-        <w:t>pedirá</w:t>
-      </w:r>
-      <w:r>
-        <w:t xml:space="preserve"> algunos permisos necesarios para funcionar correctamente. Es normal que aparezcan ventanas de </w:t>
-      </w:r>
-      <w:r>
-        <w:t>confirmación</w:t>
-      </w:r>
-      <w:r>
-        <w:t xml:space="preserve">; aceptarlas permite que la aplicacion acceda a la </w:t>
-      </w:r>
-      <w:r>
-        <w:t>ubicación</w:t>
-      </w:r>
-      <w:r>
-        <w:t xml:space="preserve"> y a tu </w:t>
-      </w:r>
-      <w:r>
-        <w:t>galería</w:t>
-      </w:r>
-      <w:r>
-        <w:t xml:space="preserve"> cuando lo necesites.</w:t>
+        <w:t>La primera vez que abres la aplicacion, esta te pedirá algunos permisos necesarios para funcionar correctamente. Es normal que aparezcan ventanas de confirmación; aceptarlas permite que la aplicacion acceda a la ubicación y a tu galería cuando lo necesites.</w:t>
       </w:r>
     </w:p>
     <w:p>
@@ -3622,49 +3422,7 @@
         <w:ind w:firstLine="284"/>
       </w:pPr>
       <w:r>
-        <w:t xml:space="preserve">Wani Connect solicita el permiso de </w:t>
-      </w:r>
-      <w:r>
-        <w:t>ubicación</w:t>
-      </w:r>
-      <w:r>
-        <w:t xml:space="preserve"> para ofrecerte eventos y emprendimientos de tu zona, y el permiso de </w:t>
-      </w:r>
-      <w:r>
-        <w:t>galería</w:t>
-      </w:r>
-      <w:r>
-        <w:t xml:space="preserve"> para que puedas agregar </w:t>
-      </w:r>
-      <w:r>
-        <w:t>fotografías</w:t>
-      </w:r>
-      <w:r>
-        <w:t xml:space="preserve"> de tus emprendimientos, como tu logo o </w:t>
-      </w:r>
-      <w:r>
-        <w:t>imágenes</w:t>
-      </w:r>
-      <w:r>
-        <w:t xml:space="preserve"> de tu negocio. Si en un primer momento no los aceptas, puedes otorgarlos </w:t>
-      </w:r>
-      <w:r>
-        <w:t>después</w:t>
-      </w:r>
-      <w:r>
-        <w:t xml:space="preserve"> desde los Ajustes del </w:t>
-      </w:r>
-      <w:r>
-        <w:t>teléfono</w:t>
-      </w:r>
-      <w:r>
-        <w:t xml:space="preserve">, en la </w:t>
-      </w:r>
-      <w:r>
-        <w:t>sección</w:t>
-      </w:r>
-      <w:r>
-        <w:t xml:space="preserve"> de permisos de la aplicacion.</w:t>
+        <w:t>Wani Connect solicita el permiso de ubicación para ofrecerte eventos y emprendimientos de tu zona, y el permiso de galería para que puedas agregar fotografías de tus emprendimientos, como tu logo o imágenes de tu negocio. Si en un primer momento no los aceptas, puedes otorgarlos después desde los Ajustes del teléfono, en la sección de permisos de la aplicacion.</w:t>
       </w:r>
     </w:p>
     <w:p>
@@ -3750,31 +3508,7 @@
         <w:ind w:firstLine="284"/>
       </w:pPr>
       <w:r>
-        <w:t xml:space="preserve">La primera vez que abres la aplicacion, esta te </w:t>
-      </w:r>
-      <w:r>
-        <w:t>pedirá</w:t>
-      </w:r>
-      <w:r>
-        <w:t xml:space="preserve"> algunos permisos necesarios para funcionar correctamente. Es normal que aparezcan ventanas de </w:t>
-      </w:r>
-      <w:r>
-        <w:t>confirmación</w:t>
-      </w:r>
-      <w:r>
-        <w:t xml:space="preserve">; aceptarlas permite que la aplicacion acceda a la </w:t>
-      </w:r>
-      <w:r>
-        <w:t>ubicación</w:t>
-      </w:r>
-      <w:r>
-        <w:t xml:space="preserve"> y a tu </w:t>
-      </w:r>
-      <w:r>
-        <w:t>galería</w:t>
-      </w:r>
-      <w:r>
-        <w:t xml:space="preserve"> cuando lo necesites.</w:t>
+        <w:t>La primera vez que abres la aplicacion, esta te pedirá algunos permisos necesarios para funcionar correctamente. Es normal que aparezcan ventanas de confirmación; aceptarlas permite que la aplicacion acceda a la ubicación y a tu galería cuando lo necesites.</w:t>
       </w:r>
     </w:p>
     <w:p>
@@ -3793,49 +3527,7 @@
         <w:ind w:firstLine="284"/>
       </w:pPr>
       <w:r>
-        <w:t xml:space="preserve">Wani Connect solicita el permiso de </w:t>
-      </w:r>
-      <w:r>
-        <w:t>ubicación</w:t>
-      </w:r>
-      <w:r>
-        <w:t xml:space="preserve"> para ofrecerte eventos y emprendimientos de tu zona, y el permiso de </w:t>
-      </w:r>
-      <w:r>
-        <w:t>galería</w:t>
-      </w:r>
-      <w:r>
-        <w:t xml:space="preserve"> para que puedas agregar </w:t>
-      </w:r>
-      <w:r>
-        <w:t>fotografías</w:t>
-      </w:r>
-      <w:r>
-        <w:t xml:space="preserve"> de tus emprendimientos, como tu logo o </w:t>
-      </w:r>
-      <w:r>
-        <w:t>imágenes</w:t>
-      </w:r>
-      <w:r>
-        <w:t xml:space="preserve"> de tu negocio. Si en un primer momento no los aceptas, puedes otorgarlos </w:t>
-      </w:r>
-      <w:r>
-        <w:t>después</w:t>
-      </w:r>
-      <w:r>
-        <w:t xml:space="preserve"> desde los Ajustes del </w:t>
-      </w:r>
-      <w:r>
-        <w:t>teléfono</w:t>
-      </w:r>
-      <w:r>
-        <w:t xml:space="preserve">, en la </w:t>
-      </w:r>
-      <w:r>
-        <w:t>sección</w:t>
-      </w:r>
-      <w:r>
-        <w:t xml:space="preserve"> de permisos de la aplicacion.</w:t>
+        <w:t>Wani Connect solicita el permiso de ubicación para ofrecerte eventos y emprendimientos de tu zona, y el permiso de galería para que puedas agregar fotografías de tus emprendimientos, como tu logo o imágenes de tu negocio. Si en un primer momento no los aceptas, puedes otorgarlos después desde los Ajustes del teléfono, en la sección de permisos de la aplicacion.</w:t>
       </w:r>
     </w:p>
     <w:p>
@@ -3854,43 +3546,7 @@
         <w:ind w:firstLine="284"/>
       </w:pPr>
       <w:r>
-        <w:t xml:space="preserve">Al abrir la aplicacion por primera vez llegaras a la pantalla de inicio de </w:t>
-      </w:r>
-      <w:r>
-        <w:t>sesión</w:t>
-      </w:r>
-      <w:r>
-        <w:t xml:space="preserve">. </w:t>
-      </w:r>
-      <w:r>
-        <w:t>Allí</w:t>
-      </w:r>
-      <w:r>
-        <w:t xml:space="preserve"> puedes crear una cuenta nueva con tu correo y una </w:t>
-      </w:r>
-      <w:r>
-        <w:t>contraseña</w:t>
-      </w:r>
-      <w:r>
-        <w:t xml:space="preserve">, o iniciar </w:t>
-      </w:r>
-      <w:r>
-        <w:t>sesión</w:t>
-      </w:r>
-      <w:r>
-        <w:t xml:space="preserve"> con tu cuenta de Google. </w:t>
-      </w:r>
-      <w:r>
-        <w:t>Después</w:t>
-      </w:r>
-      <w:r>
-        <w:t xml:space="preserve"> de registrarte, accederas a la pantalla principal donde </w:t>
-      </w:r>
-      <w:r>
-        <w:t>podrás</w:t>
-      </w:r>
-      <w:r>
-        <w:t xml:space="preserve"> explorar eventos y emprendimientos.</w:t>
+        <w:t>Al abrir la aplicacion por primera vez llegaras a la pantalla de inicio de sesión. Allí puedes crear una cuenta nueva con tu correo y una contraseña, o iniciar sesión con tu cuenta de Google. Después de registrarte, accederas a la pantalla principal donde podrás explorar eventos y emprendimientos.</w:t>
       </w:r>
     </w:p>
     <w:tbl>
@@ -4366,33 +4022,13 @@
     </w:p>
     <w:p>
       <w:pPr>
-        <w:spacing w:after="160"/>
-        <w:jc w:val="left"/>
-        <w:rPr>
-          <w:i/>
-          <w:iCs/>
-          <w:color w:val="44546A" w:themeColor="text2"/>
-          <w:sz w:val="18"/>
-          <w:szCs w:val="18"/>
-        </w:rPr>
-      </w:pPr>
-      <w:r>
-        <w:lastRenderedPageBreak/>
-        <w:br w:type="page"/>
-      </w:r>
-    </w:p>
-    <w:p>
-      <w:pPr>
         <w:pStyle w:val="Ttulo1"/>
       </w:pPr>
       <w:bookmarkStart w:id="28" w:name="_Toc239351081"/>
       <w:bookmarkStart w:id="29" w:name="_Toc239355756"/>
       <w:r>
         <w:lastRenderedPageBreak/>
-        <w:t>Solución</w:t>
-      </w:r>
-      <w:r>
-        <w:t xml:space="preserve"> de problemas comunes</w:t>
+        <w:t>Solución de problemas comunes</w:t>
       </w:r>
       <w:bookmarkEnd w:id="28"/>
       <w:bookmarkEnd w:id="29"/>
@@ -4403,31 +4039,7 @@
         <w:ind w:firstLine="284"/>
       </w:pPr>
       <w:r>
-        <w:t xml:space="preserve">Si durante la </w:t>
-      </w:r>
-      <w:r>
-        <w:t>instalación</w:t>
-      </w:r>
-      <w:r>
-        <w:t xml:space="preserve"> o el primer uso de la aplicacion encuentras </w:t>
-      </w:r>
-      <w:r>
-        <w:t>algún</w:t>
-      </w:r>
-      <w:r>
-        <w:t xml:space="preserve"> problema, no te preocupes. En esta </w:t>
-      </w:r>
-      <w:r>
-        <w:t>sección</w:t>
-      </w:r>
-      <w:r>
-        <w:t xml:space="preserve"> se explican los inconvenientes </w:t>
-      </w:r>
-      <w:r>
-        <w:t>más</w:t>
-      </w:r>
-      <w:r>
-        <w:t xml:space="preserve"> frecuentes y como resolverlos de forma sencilla.</w:t>
+        <w:t>Si durante la instalación o el primer uso de la aplicacion encuentras algún problema, no te preocupes. En esta sección se explican los inconvenientes más frecuentes y como resolverlos de forma sencilla.</w:t>
       </w:r>
     </w:p>
     <w:p>
@@ -4436,43 +4048,7 @@
         <w:ind w:firstLine="284"/>
       </w:pPr>
       <w:r>
-        <w:t xml:space="preserve">La aplicacion no se instala y aparece el mensaje instalar bloqueado. Esto significa que la </w:t>
-      </w:r>
-      <w:r>
-        <w:t>opción</w:t>
-      </w:r>
-      <w:r>
-        <w:t xml:space="preserve"> de </w:t>
-      </w:r>
-      <w:r>
-        <w:t>orígenes</w:t>
-      </w:r>
-      <w:r>
-        <w:t xml:space="preserve"> desconocidos no </w:t>
-      </w:r>
-      <w:r>
-        <w:t>está</w:t>
-      </w:r>
-      <w:r>
-        <w:t xml:space="preserve"> habilitada para la aplicacion con la que abres el archivo APK. Revisa la </w:t>
-      </w:r>
-      <w:r>
-        <w:t>sección</w:t>
-      </w:r>
-      <w:r>
-        <w:t xml:space="preserve"> Preparar el dispositivo y </w:t>
-      </w:r>
-      <w:r>
-        <w:t>asegúrate</w:t>
-      </w:r>
-      <w:r>
-        <w:t xml:space="preserve"> de permitir la </w:t>
-      </w:r>
-      <w:r>
-        <w:t>instalación</w:t>
-      </w:r>
-      <w:r>
-        <w:t xml:space="preserve"> en la aplicacion correcta.</w:t>
+        <w:t>La aplicacion no se instala y aparece el mensaje instalar bloqueado. Esto significa que la opción de orígenes desconocidos no está habilitada para la aplicacion con la que abres el archivo APK. Revisa la sección Preparar el dispositivo y asegúrate de permitir la instalación en la aplicacion correcta.</w:t>
       </w:r>
     </w:p>
     <w:p>
@@ -4481,37 +4057,7 @@
         <w:ind w:firstLine="284"/>
       </w:pPr>
       <w:r>
-        <w:t xml:space="preserve">El archivo no se descarga o la descarga falla. Verifica que tengas </w:t>
-      </w:r>
-      <w:r>
-        <w:t>conexión</w:t>
-      </w:r>
-      <w:r>
-        <w:t xml:space="preserve"> a internet y que el enlace de descarga este completo. Si el enlace viene en un </w:t>
-      </w:r>
-      <w:r>
-        <w:t>código</w:t>
-      </w:r>
-      <w:r>
-        <w:t xml:space="preserve"> QR, trata de escanearlo de nuevo </w:t>
-      </w:r>
-      <w:r>
-        <w:t>asegurándote</w:t>
-      </w:r>
-      <w:r>
-        <w:t xml:space="preserve"> de que la </w:t>
-      </w:r>
-      <w:r>
-        <w:t>cámara</w:t>
-      </w:r>
-      <w:r>
-        <w:t xml:space="preserve"> lea todo el </w:t>
-      </w:r>
-      <w:r>
-        <w:t>código</w:t>
-      </w:r>
-      <w:r>
-        <w:t>.</w:t>
+        <w:t>El archivo no se descarga o la descarga falla. Verifica que tengas conexión a internet y que el enlace de descarga este completo. Si el enlace viene en un código QR, trata de escanearlo de nuevo asegurándote de que la cámara lea todo el código.</w:t>
       </w:r>
     </w:p>
     <w:p>
@@ -4520,19 +4066,7 @@
         <w:ind w:firstLine="284"/>
       </w:pPr>
       <w:r>
-        <w:t xml:space="preserve">Al abrir el archivo no se reconoce como aplicacion. Confirma que el archivo tenga la </w:t>
-      </w:r>
-      <w:r>
-        <w:t>extensión</w:t>
-      </w:r>
-      <w:r>
-        <w:t xml:space="preserve"> .apk y que provenga de una fuente confiable. Si el archivo se </w:t>
-      </w:r>
-      <w:r>
-        <w:t>descargó</w:t>
-      </w:r>
-      <w:r>
-        <w:t xml:space="preserve"> incompleto, vuelve a descargarlo.</w:t>
+        <w:t>Al abrir el archivo no se reconoce como aplicacion. Confirma que el archivo tenga la extensión .apk y que provenga de una fuente confiable. Si el archivo se descargó incompleto, vuelve a descargarlo.</w:t>
       </w:r>
     </w:p>
     <w:p>
@@ -4541,25 +4075,7 @@
         <w:ind w:firstLine="284"/>
       </w:pPr>
       <w:r>
-        <w:t xml:space="preserve">La aplicacion no carga su contenido. </w:t>
-      </w:r>
-      <w:r>
-        <w:t>Asegúrate</w:t>
-      </w:r>
-      <w:r>
-        <w:t xml:space="preserve"> de tener </w:t>
-      </w:r>
-      <w:r>
-        <w:t>conexión</w:t>
-      </w:r>
-      <w:r>
-        <w:t xml:space="preserve"> a internet y de que la aplicacion tenga los permisos necesarios. Si el </w:t>
-      </w:r>
-      <w:r>
-        <w:t>problema continuo</w:t>
-      </w:r>
-      <w:r>
-        <w:t>, cierra la aplicacion y vuelve a abrirla.</w:t>
+        <w:t>La aplicacion no carga su contenido. Asegúrate de tener conexión a internet y de que la aplicacion tenga los permisos necesarios. Si el problema continuo, cierra la aplicacion y vuelve a abrirla.</w:t>
       </w:r>
     </w:p>
     <w:p>
@@ -4568,31 +4084,7 @@
         <w:ind w:firstLine="284"/>
       </w:pPr>
       <w:r>
-        <w:t xml:space="preserve">Olvide mi </w:t>
-      </w:r>
-      <w:r>
-        <w:t>contraseña</w:t>
-      </w:r>
-      <w:r>
-        <w:t xml:space="preserve"> o no puedo iniciar </w:t>
-      </w:r>
-      <w:r>
-        <w:t>sesión</w:t>
-      </w:r>
-      <w:r>
-        <w:t xml:space="preserve">. Puedes ponerte en contacto con el soporte de The Stallions siguiendo la </w:t>
-      </w:r>
-      <w:r>
-        <w:t>información</w:t>
-      </w:r>
-      <w:r>
-        <w:t xml:space="preserve"> de contacto indicada en el Manual de usuario, </w:t>
-      </w:r>
-      <w:r>
-        <w:t>sección</w:t>
-      </w:r>
-      <w:r>
-        <w:t xml:space="preserve"> Contacto de soporte.</w:t>
+        <w:t>Olvide mi contraseña o no puedo iniciar sesión. Puedes ponerte en contacto con el soporte de The Stallions siguiendo la información de contacto indicada en el Manual de usuario, sección Contacto de soporte.</w:t>
       </w:r>
     </w:p>
     <w:p>
